--- a/aamganak/Corrected Student Profile Form.docx
+++ b/aamganak/Corrected Student Profile Form.docx
@@ -1253,7 +1253,7 @@
               <w:rPr>
                 <w:b w:val="0"/>
               </w:rPr>
-              <w:t>A dated timeline of ten stages, reconstructed from the commit history (June to September 2026), with three future stages marked as planned. The main deviation was a premise correction: the corrected simulator contradicted the original framing, and the aim narrowed rather than the simulator being adjusted.</w:t>
+              <w:t>A dated timeline of ten stages, reconstructed from the commit history (June to September 2026), with three future stages marked as planned. One question has run through all three attempts: each attempt changed the instrument rather than the question, and each abandonment was forced by a stated measurement failure. The main deviation was a premise correction: the corrected simulator contradicted the original framing, and the aim narrowed rather than the simulator being adjusted.</w:t>
             </w:r>
           </w:p>
         </w:tc>

--- a/aamganak/Corrected Student Profile Form.docx
+++ b/aamganak/Corrected Student Profile Form.docx
@@ -832,7 +832,7 @@
               <w:rPr>
                 <w:b w:val="0"/>
               </w:rPr>
-              <w:t>§1.1–1.2, p. 2; §5.8, p. 9</w:t>
+              <w:t>§1.1–1.2, p. 2; §5.8, p. 17</w:t>
             </w:r>
           </w:p>
         </w:tc>
@@ -927,7 +927,7 @@
               <w:rPr>
                 <w:b w:val="0"/>
               </w:rPr>
-              <w:t>§1 opening, p. 1; §6.1, p. 8</w:t>
+              <w:t>§1 opening, p. 2; §6.1, pp. 17–18</w:t>
             </w:r>
           </w:p>
         </w:tc>
@@ -1021,7 +1021,7 @@
               <w:rPr>
                 <w:b w:val="0"/>
               </w:rPr>
-              <w:t>§3.1, p. 4</w:t>
+              <w:t>§3.1, pp. 6–7</w:t>
             </w:r>
           </w:p>
         </w:tc>
@@ -1115,7 +1115,7 @@
               <w:rPr>
                 <w:b w:val="0"/>
               </w:rPr>
-              <w:t>§3, pp. 4–5; Appendix B, p. 12</w:t>
+              <w:t>§3, pp. 6–9; Appendix B, p. 23</w:t>
             </w:r>
           </w:p>
         </w:tc>
@@ -1227,7 +1227,7 @@
               <w:rPr>
                 <w:b w:val="0"/>
               </w:rPr>
-              <w:t>§1.3, p. 3</w:t>
+              <w:t>§1.3, pp. 3–4</w:t>
             </w:r>
           </w:p>
         </w:tc>
@@ -1374,7 +1374,7 @@
               <w:rPr>
                 <w:b w:val="0"/>
               </w:rPr>
-              <w:t>§1.3, p. 3; Appendix B, p. 12</w:t>
+              <w:t>§1.3, pp. 3–4; Appendix B, p. 23</w:t>
             </w:r>
           </w:p>
         </w:tc>
@@ -1477,7 +1477,7 @@
               <w:rPr>
                 <w:b w:val="0"/>
               </w:rPr>
-              <w:t>§2, p. 3; References, pp. 10–11</w:t>
+              <w:t>§2, pp. 5–6; References, pp. 21–22</w:t>
             </w:r>
           </w:p>
         </w:tc>
@@ -1624,7 +1624,7 @@
               <w:rPr>
                 <w:b w:val="0"/>
               </w:rPr>
-              <w:t>§6.1, p. 8; §6.3, p. 9; §6.5, p. 9</w:t>
+              <w:t>§6.1, pp. 17–18; §6.3, p. 18; §6.5, p. 19</w:t>
             </w:r>
           </w:p>
         </w:tc>
@@ -1718,7 +1718,7 @@
               <w:rPr>
                 <w:b w:val="0"/>
               </w:rPr>
-              <w:t>§6.2, p. 9; §4, pp. 6–7; §5.6, p. 8</w:t>
+              <w:t>§6.2, p. 18; §4, pp. 9–11; §5.6, pp. 15–16</w:t>
             </w:r>
           </w:p>
         </w:tc>
@@ -1828,7 +1828,7 @@
               <w:rPr>
                 <w:b w:val="0"/>
               </w:rPr>
-              <w:t>§8, p. 10</w:t>
+              <w:t>§8, p. 20</w:t>
             </w:r>
           </w:p>
         </w:tc>
@@ -1958,7 +1958,7 @@
               <w:rPr>
                 <w:b w:val="0"/>
               </w:rPr>
-              <w:t>§3.2–3.3, pp. 4–5; Appendix C, pp. 13–14</w:t>
+              <w:t>§3.2–3.3, pp. 7–8; Appendix C, pp. 23–24</w:t>
             </w:r>
           </w:p>
         </w:tc>
@@ -2052,7 +2052,7 @@
               <w:rPr>
                 <w:b w:val="0"/>
               </w:rPr>
-              <w:t>§7, pp. 9–10</w:t>
+              <w:t>§7, pp. 19–20</w:t>
             </w:r>
           </w:p>
         </w:tc>
@@ -2156,7 +2156,7 @@
               <w:rPr>
                 <w:b w:val="0"/>
               </w:rPr>
-              <w:t>§6.4, p. 9</w:t>
+              <w:t>§6.4, pp. 18–19</w:t>
             </w:r>
           </w:p>
         </w:tc>
@@ -2266,7 +2266,7 @@
               <w:rPr>
                 <w:b w:val="0"/>
               </w:rPr>
-              <w:t>§4.1–4.3, pp. 6–7; FIX_LOG.md in the repository</w:t>
+              <w:t>§4.1–4.3, pp. 9–11; FIX_LOG.md in the repository</w:t>
             </w:r>
           </w:p>
         </w:tc>
@@ -2360,7 +2360,7 @@
               <w:rPr>
                 <w:b w:val="0"/>
               </w:rPr>
-              <w:t>Whole report; Appendix A, p. 11</w:t>
+              <w:t>Whole report; Appendix A, pp. 22–23</w:t>
             </w:r>
           </w:p>
         </w:tc>

--- a/aamganak/Corrected Student Profile Form.docx
+++ b/aamganak/Corrected Student Profile Form.docx
@@ -1253,7 +1253,7 @@
               <w:rPr>
                 <w:b w:val="0"/>
               </w:rPr>
-              <w:t>A dated timeline of ten stages, reconstructed from the commit history (June to September 2026), with three future stages marked as planned. One question has run through all three attempts: each attempt changed the instrument rather than the question, and each abandonment was forced by a stated measurement failure. The main deviation was a premise correction: the corrected simulator contradicted the original framing, and the aim narrowed rather than the simulator being adjusted.</w:t>
+              <w:t>Twelve stages, each ending in something checkable, with what each one depended on. The order was fixed before I started and the reason is given: the evaluation had to exist before the estimator did, so that no decision about scoring could be made by someone who already knew which answer he wanted. Two departures are stated rather than smoothed over. One stage ran later than it should have, the check of my simulated trees against a real harvested orchard, and running it late cost a regenerated set of numbers; putting it immediately after the simulator would have caught the fault in an afternoon, and that is the change I would make. The plan itself changed once, on evidence: the corrected simulator contradicted my starting premise, and I narrowed the aim to the question the measurement supported rather than adjusting the simulator until the premise survived. The three scheduled stages are timed to the fruiting season and the protocol for them is written.</w:t>
             </w:r>
           </w:p>
         </w:tc>

--- a/aamganak/Corrected Student Profile Form.docx
+++ b/aamganak/Corrected Student Profile Form.docx
@@ -1021,7 +1021,7 @@
               <w:rPr>
                 <w:b w:val="0"/>
               </w:rPr>
-              <w:t>§3.1, pp. 6–7</w:t>
+              <w:t>§3.1, p. 6</w:t>
             </w:r>
           </w:p>
         </w:tc>
@@ -1115,7 +1115,7 @@
               <w:rPr>
                 <w:b w:val="0"/>
               </w:rPr>
-              <w:t>§3, pp. 6–9; Appendix B, p. 23</w:t>
+              <w:t>§3, pp. 6–8; Appendix B, p. 23</w:t>
             </w:r>
           </w:p>
         </w:tc>
@@ -1718,7 +1718,7 @@
               <w:rPr>
                 <w:b w:val="0"/>
               </w:rPr>
-              <w:t>§6.2, p. 18; §4, pp. 9–11; §5.6, pp. 15–16</w:t>
+              <w:t>§6.2, p. 18; §4, pp. 9–10; §5.6, pp. 15–16</w:t>
             </w:r>
           </w:p>
         </w:tc>
@@ -1958,7 +1958,7 @@
               <w:rPr>
                 <w:b w:val="0"/>
               </w:rPr>
-              <w:t>§3.2–3.3, pp. 7–8; Appendix C, pp. 23–24</w:t>
+              <w:t>§3.2–3.3, pp. 6–7; Appendix C, pp. 23–24</w:t>
             </w:r>
           </w:p>
         </w:tc>
@@ -2266,7 +2266,7 @@
               <w:rPr>
                 <w:b w:val="0"/>
               </w:rPr>
-              <w:t>§4.1–4.3, pp. 9–11; FIX_LOG.md in the repository</w:t>
+              <w:t>§4.1–4.3, pp. 9–10; FIX_LOG.md in the repository</w:t>
             </w:r>
           </w:p>
         </w:tc>
